--- a/docs/reference-forms/output/TAI-FORM-RP-06-blank.docx
+++ b/docs/reference-forms/output/TAI-FORM-RP-06-blank.docx
@@ -51,7 +51,7 @@
                 <w:sz w:val="32"/>
                 <w:szCs w:val="32"/>
               </w:rPr>
-              <w:t xml:space="preserve">정비작업 허가서</w:t>
+              <w:t xml:space="preserve">공정 변경 전 EHS 영향검토서</w:t>
             </w:r>
           </w:p>
         </w:tc>
@@ -146,7 +146,7 @@
                 <w:sz w:val="20"/>
                 <w:szCs w:val="20"/>
               </w:rPr>
-              <w:t xml:space="preserve">신청일: </w:t>
+              <w:t xml:space="preserve">검토일: </w:t>
             </w:r>
           </w:p>
         </w:tc>
@@ -183,47 +183,10 @@
                 <w:sz w:val="20"/>
                 <w:szCs w:val="20"/>
               </w:rPr>
-              <w:t xml:space="preserve">설비명/번호: </w:t>
-            </w:r>
-          </w:p>
-        </w:tc>
-        <w:tc>
-          <w:tcPr>
-            <w:tcW w:type="dxa" w:w="4819"/>
-            <w:tcBorders>
-              <w:top w:val="single" w:color="000000" w:sz="4"/>
-              <w:left w:val="single" w:color="000000" w:sz="4"/>
-              <w:bottom w:val="single" w:color="000000" w:sz="4"/>
-              <w:right w:val="single" w:color="000000" w:sz="4"/>
-            </w:tcBorders>
-            <w:shd w:fill="ffffff" w:color="auto" w:val="clear"/>
-            <w:tcMar>
-              <w:top w:type="dxa" w:w="170"/>
-              <w:left w:type="dxa" w:w="170"/>
-              <w:bottom w:type="dxa" w:w="170"/>
-              <w:right w:type="dxa" w:w="170"/>
-            </w:tcMar>
-            <w:vAlign w:val="center"/>
-          </w:tcPr>
-          <w:p>
-            <w:pPr>
-              <w:jc w:val="left"/>
-            </w:pPr>
-            <w:r>
-              <w:rPr>
-                <w:rFonts w:ascii="NanumGothic" w:cs="NanumGothic" w:eastAsia="NanumGothic" w:hAnsi="NanumGothic"/>
-                <w:sz w:val="20"/>
-                <w:szCs w:val="20"/>
-              </w:rPr>
-              <w:t xml:space="preserve">작업 내용: </w:t>
-            </w:r>
-          </w:p>
-        </w:tc>
-      </w:tr>
-      <w:tr>
-        <w:trPr>
-          <w:trHeight w:val="396" w:hRule="atLeast"/>
-        </w:trPr>
+              <w:t xml:space="preserve">변경 공정/설비명: </w:t>
+            </w:r>
+          </w:p>
+        </w:tc>
         <w:tc>
           <w:tcPr>
             <w:tcW w:type="dxa" w:w="4819"/>
@@ -253,38 +216,6 @@
                 <w:szCs w:val="20"/>
               </w:rPr>
               <w:t xml:space="preserve">신청자: </w:t>
-            </w:r>
-          </w:p>
-        </w:tc>
-        <w:tc>
-          <w:tcPr>
-            <w:tcW w:type="dxa" w:w="4819"/>
-            <w:tcBorders>
-              <w:top w:val="single" w:color="000000" w:sz="4"/>
-              <w:left w:val="single" w:color="000000" w:sz="4"/>
-              <w:bottom w:val="single" w:color="000000" w:sz="4"/>
-              <w:right w:val="single" w:color="000000" w:sz="4"/>
-            </w:tcBorders>
-            <w:shd w:fill="ffffff" w:color="auto" w:val="clear"/>
-            <w:tcMar>
-              <w:top w:type="dxa" w:w="170"/>
-              <w:left w:type="dxa" w:w="170"/>
-              <w:bottom w:type="dxa" w:w="170"/>
-              <w:right w:type="dxa" w:w="170"/>
-            </w:tcMar>
-            <w:vAlign w:val="center"/>
-          </w:tcPr>
-          <w:p>
-            <w:pPr>
-              <w:jc w:val="left"/>
-            </w:pPr>
-            <w:r>
-              <w:rPr>
-                <w:rFonts w:ascii="NanumGothic" w:cs="NanumGothic" w:eastAsia="NanumGothic" w:hAnsi="NanumGothic"/>
-                <w:sz w:val="20"/>
-                <w:szCs w:val="20"/>
-              </w:rPr>
-              <w:t xml:space="preserve"/>
             </w:r>
           </w:p>
         </w:tc>
@@ -348,14 +279,14 @@
                 <w:sz w:val="20"/>
                 <w:szCs w:val="20"/>
               </w:rPr>
-              <w:t xml:space="preserve">작업 범위 및 방법</w:t>
+              <w:t xml:space="preserve">변경 내용 및 사유</w:t>
             </w:r>
           </w:p>
         </w:tc>
       </w:tr>
       <w:tr>
         <w:trPr>
-          <w:trHeight w:val="1700" w:hRule="atLeast"/>
+          <w:trHeight w:val="1984" w:hRule="atLeast"/>
         </w:trPr>
         <w:tc>
           <w:tcPr>
@@ -440,14 +371,14 @@
                 <w:sz w:val="20"/>
                 <w:szCs w:val="20"/>
               </w:rPr>
-              <w:t xml:space="preserve">위험요인 및 안전조치</w:t>
+              <w:t xml:space="preserve">EHS 영향 분석 (안전·보건·환경)</w:t>
             </w:r>
           </w:p>
         </w:tc>
       </w:tr>
       <w:tr>
         <w:trPr>
-          <w:trHeight w:val="1984" w:hRule="atLeast"/>
+          <w:trHeight w:val="2551" w:hRule="atLeast"/>
         </w:trPr>
         <w:tc>
           <w:tcPr>
@@ -532,14 +463,14 @@
                 <w:sz w:val="20"/>
                 <w:szCs w:val="20"/>
               </w:rPr>
-              <w:t xml:space="preserve">필요 자재·공구·보호구</w:t>
+              <w:t xml:space="preserve">위험 저감 대책</w:t>
             </w:r>
           </w:p>
         </w:tc>
       </w:tr>
       <w:tr>
         <w:trPr>
-          <w:trHeight w:val="1417" w:hRule="atLeast"/>
+          <w:trHeight w:val="1984" w:hRule="atLeast"/>
         </w:trPr>
         <w:tc>
           <w:tcPr>
@@ -695,7 +626,7 @@
                 <w:sz w:val="20"/>
                 <w:szCs w:val="20"/>
               </w:rPr>
-              <w:t xml:space="preserve">허가자</w:t>
+              <w:t xml:space="preserve">승인자</w:t>
             </w:r>
           </w:p>
         </w:tc>
